--- a/.ai-workflow/work/tasks/현장방문대비/30 관리 산출물/개발/JSA-CM-RL-001_파일럿 계획.docx
+++ b/.ai-workflow/work/tasks/현장방문대비/30 관리 산출물/개발/JSA-CM-RL-001_파일럿 계획.docx
@@ -282,7 +282,7 @@
                 <w:rFonts w:ascii="맑은 고딕" w:hAnsi="맑은 고딕" w:eastAsia="맑은 고딕"/>
                 <w:sz w:val="20"/>
               </w:rPr>
-              <w:t xml:space="preserve">개발팀</w:t>
+              <w:t xml:space="preserve">박가람</w:t>
             </w:r>
           </w:p>
         </w:tc>
@@ -318,9 +318,8 @@
               <w:rPr>
                 <w:rFonts w:ascii="맑은 고딕" w:hAnsi="맑은 고딕" w:eastAsia="맑은 고딕"/>
                 <w:sz w:val="20"/>
-                <w:highlight w:val="yellow"/>
               </w:rPr>
-              <w:t xml:space="preserve">확인 필요</w:t>
+              <w:t xml:space="preserve">-</w:t>
             </w:r>
           </w:p>
         </w:tc>
@@ -529,7 +528,7 @@
                 <w:rFonts w:ascii="맑은 고딕" w:hAnsi="맑은 고딕" w:eastAsia="맑은 고딕"/>
                 <w:sz w:val="20"/>
               </w:rPr>
-              <w:t xml:space="preserve">개발팀</w:t>
+              <w:t xml:space="preserve">박가람</w:t>
             </w:r>
           </w:p>
         </w:tc>
@@ -542,9 +541,8 @@
               <w:rPr>
                 <w:rFonts w:ascii="맑은 고딕" w:hAnsi="맑은 고딕" w:eastAsia="맑은 고딕"/>
                 <w:sz w:val="20"/>
-                <w:highlight w:val="yellow"/>
               </w:rPr>
-              <w:t xml:space="preserve">확인 필요</w:t>
+              <w:t xml:space="preserve">-</w:t>
             </w:r>
           </w:p>
         </w:tc>
@@ -579,7 +577,7 @@
           <w:rFonts w:ascii="맑은 고딕" w:hAnsi="맑은 고딕" w:eastAsia="맑은 고딕"/>
           <w:sz w:val="20"/>
         </w:rPr>
-        <w:t xml:space="preserve">시범 운영(파일럿)의 목적과 검증할 가설은 개발팀이 가진 자료에서 </w:t>
+        <w:t xml:space="preserve">WBS(gis-sass 의 docs/WBS.xlsx)의 세세부4(서비스 실증 및 검증, ㈜소다시스템·제주특별자치도)에 파일럿 후보지 선정 기준 수립(2026-07-06~07-31)·계약 기준 확인(07-13~08-14)·후보지 선정(08-03~08-21)과 운영 및 실증환경 제공(2026-08-31~12-31) 작업이 있다.</w:t>
       </w:r>
       <w:r>
         <w:rPr>
@@ -587,29 +585,28 @@
           <w:b/>
           <w:sz w:val="20"/>
         </w:rPr>
-        <w:t xml:space="preserve">확인되지 않는다.</w:t>
+        <w:t xml:space="preserve"/>
       </w:r>
       <w:r>
         <w:rPr>
           <w:rFonts w:ascii="맑은 고딕" w:hAnsi="맑은 고딕" w:eastAsia="맑은 고딕"/>
           <w:sz w:val="20"/>
         </w:rPr>
-        <w:t xml:space="preserve"> 통합플랫폼(gis-sass)·dev0·프로토타입 저장소의 문서에는 파일럿 계획이 없다. WBS(gis-sass 의 docs/WBS.xlsx)에는 세세부3(통합플랫폼)에 파일럿·시범·실증 항목이 없고, 세세부4(서비스 실증 및 검증, ㈜소다시스템·제주특별자치도)에 파일럿 후보지 선정 기준 수립(2026-07-06~07-31)·계약 기준 확인(07-13~08-14)·후보지 선정(08-03~08-21)과 운영 및 실증환경 제공(2026-08-31~12-31) 작업이 있다. 다만 작업명·기간·진척 표시뿐이고 시범 운영의 목적·가설·성공 지표를 적은 내용은 없으며, 이 작업이 이 문서의 시범 운영과 같은 것인지는 </w:t>
-      </w:r>
-      <w:r>
-        <w:rPr>
-          <w:rFonts w:ascii="맑은 고딕" w:hAnsi="맑은 고딕" w:eastAsia="맑은 고딕"/>
-          <w:sz w:val="20"/>
-          <w:highlight w:val="yellow"/>
-        </w:rPr>
-        <w:t xml:space="preserve">확인 필요</w:t>
+        <w:t xml:space="preserve"/>
       </w:r>
       <w:r>
         <w:rPr>
           <w:rFonts w:ascii="맑은 고딕" w:hAnsi="맑은 고딕" w:eastAsia="맑은 고딕"/>
           <w:sz w:val="20"/>
         </w:rPr>
-        <w:t xml:space="preserve">.</w:t>
+        <w:t xml:space="preserve"/>
+      </w:r>
+      <w:r>
+        <w:rPr>
+          <w:rFonts w:ascii="맑은 고딕" w:hAnsi="맑은 고딕" w:eastAsia="맑은 고딕"/>
+          <w:sz w:val="20"/>
+        </w:rPr>
+        <w:t xml:space="preserve"/>
       </w:r>
     </w:p>
     <w:p>
@@ -648,22 +645,21 @@
           <w:rFonts w:ascii="맑은 고딕" w:hAnsi="맑은 고딕" w:eastAsia="맑은 고딕"/>
           <w:sz w:val="20"/>
         </w:rPr>
-        <w:t xml:space="preserve">대상 기관·사용자는 </w:t>
-      </w:r>
-      <w:r>
-        <w:rPr>
-          <w:rFonts w:ascii="맑은 고딕" w:hAnsi="맑은 고딕" w:eastAsia="맑은 고딕"/>
-          <w:sz w:val="20"/>
-          <w:highlight w:val="yellow"/>
-        </w:rPr>
-        <w:t xml:space="preserve">확인 필요</w:t>
+        <w:t xml:space="preserve">시범 운영에 쓸 수 있는 기능 후보는 현재 구현된 범위(인증, 조직·워크스페이스, 지도 소스·레이어, 타일 프록시, ETL 수신 골격)이며, 프로토타입에서 도출한 기능은 결합 방식이 정해진 뒤 범위에 넣을지 판단한다.</w:t>
       </w:r>
       <w:r>
         <w:rPr>
           <w:rFonts w:ascii="맑은 고딕" w:hAnsi="맑은 고딕" w:eastAsia="맑은 고딕"/>
           <w:sz w:val="20"/>
         </w:rPr>
-        <w:t xml:space="preserve">. 시범 운영에 쓸 수 있는 기능 후보는 현재 구현된 범위(인증, 조직·워크스페이스, 지도 소스·레이어, 타일 프록시, ETL 수신 골격)이며, 프로토타입에서 도출한 기능은 결합 방식이 정해진 뒤 범위에 넣을지 판단한다.</w:t>
+        <w:t xml:space="preserve"/>
+      </w:r>
+      <w:r>
+        <w:rPr>
+          <w:rFonts w:ascii="맑은 고딕" w:hAnsi="맑은 고딕" w:eastAsia="맑은 고딕"/>
+          <w:sz w:val="20"/>
+        </w:rPr>
+        <w:t xml:space="preserve"/>
       </w:r>
     </w:p>
     <w:p>
@@ -675,7 +671,7 @@
           <w:rFonts w:ascii="맑은 고딕" w:hAnsi="맑은 고딕" w:eastAsia="맑은 고딕"/>
           <w:sz w:val="20"/>
         </w:rPr>
-        <w:t xml:space="preserve">개발 측 선행 조건(2026-10-16 기준 모두 미충족):</w:t>
+        <w:t xml:space="preserve">개발 측 선행 조건:</w:t>
       </w:r>
     </w:p>
     <w:p>
@@ -688,7 +684,7 @@
           <w:rFonts w:ascii="맑은 고딕" w:hAnsi="맑은 고딕" w:eastAsia="맑은 고딕"/>
           <w:sz w:val="20"/>
         </w:rPr>
-        <w:t xml:space="preserve">시범 운영 환경 확보 — 시범 운영을 올릴 환경은 아직 정해지지 않았다(이를 정한 기록이 없다). 후보는 사내 개발 클러스터(dev0, 인증 대상이 아닌 개발·스테이지 환경)와 운영 타깃인 NCP 공공기관용(ADR-2026-09-26.02 D4, 2026-10-14 결정)이며, 둘 다 지금은 배포할 수 없다. dev0: </w:t>
+        <w:t xml:space="preserve">시범 운영 환경 확보 — 후보는 사내 개발 클러스터(dev0, 인증 대상이 아닌 개발·스테이지 환경)와 운영 타깃인 NCP 공공기관용(ADR-2026-09-26.02 D4, 2026-10-14 결정)이다. dev0 는 </w:t>
       </w:r>
       <w:r>
         <w:rPr>
@@ -702,7 +698,7 @@
           <w:rFonts w:ascii="맑은 고딕" w:hAnsi="맑은 고딕" w:eastAsia="맑은 고딕"/>
           <w:sz w:val="20"/>
         </w:rPr>
-        <w:t xml:space="preserve"> 의 이미지·Secret·DB 호스트·NetworkPolicy 대상이 비어 있고 Ingress 클래스(</w:t>
+        <w:t xml:space="preserve"> 의 이미지·Secret·DB 호스트·NetworkPolicy 대상을 채우고 Ingress 클래스(</w:t>
       </w:r>
       <w:r>
         <w:rPr>
@@ -730,7 +726,7 @@
           <w:rFonts w:ascii="맑은 고딕" w:hAnsi="맑은 고딕" w:eastAsia="맑은 고딕"/>
           <w:sz w:val="20"/>
         </w:rPr>
-        <w:t xml:space="preserve">)에 맞춰야 한다. NCP 공공기관용: 공공 콘솔 실측 5건이 승인 조건이고(PostGIS 불가 시 재검토), </w:t>
+        <w:t xml:space="preserve">)에 맞춘다. NCP 공공기관용은 공공 콘솔 실측 5건을 마친 뒤 </w:t>
       </w:r>
       <w:r>
         <w:rPr>
@@ -744,7 +740,7 @@
           <w:rFonts w:ascii="맑은 고딕" w:hAnsi="맑은 고딕" w:eastAsia="맑은 고딕"/>
           <w:sz w:val="20"/>
         </w:rPr>
-        <w:t xml:space="preserve"> 도 같은 값이 비어 있으며 Ingress 클래스(</w:t>
+        <w:t xml:space="preserve"> 의 같은 값과 Ingress 클래스(</w:t>
       </w:r>
       <w:r>
         <w:rPr>
@@ -758,7 +754,7 @@
           <w:rFonts w:ascii="맑은 고딕" w:hAnsi="맑은 고딕" w:eastAsia="맑은 고딕"/>
           <w:sz w:val="20"/>
         </w:rPr>
-        <w:t xml:space="preserve">)는 검증되지 않은 자리표시다.</w:t>
+        <w:t xml:space="preserve">)를 확정한다.</w:t>
       </w:r>
     </w:p>
     <w:p>
@@ -771,7 +767,7 @@
           <w:rFonts w:ascii="맑은 고딕" w:hAnsi="맑은 고딕" w:eastAsia="맑은 고딕"/>
           <w:sz w:val="20"/>
         </w:rPr>
-        <w:t xml:space="preserve">배포 실행 자동화(배포용 self-hosted runner·배포 워크플로, T089)와 시크릿 주입 도구 도입(SealedSecrets, T093).</w:t>
+        <w:t xml:space="preserve">배포 실행 자동화(배포용 self-hosted runner·배포 워크플로)와 시크릿 주입 도구 도입(SealedSecrets).</w:t>
       </w:r>
     </w:p>
     <w:p>
@@ -940,7 +936,6 @@
               <w:rPr>
                 <w:rFonts w:ascii="맑은 고딕" w:hAnsi="맑은 고딕" w:eastAsia="맑은 고딕"/>
                 <w:sz w:val="18"/>
-                <w:highlight w:val="yellow"/>
               </w:rPr>
               <w:t xml:space="preserve">미정</w:t>
             </w:r>
@@ -958,7 +953,6 @@
               <w:rPr>
                 <w:rFonts w:ascii="맑은 고딕" w:hAnsi="맑은 고딕" w:eastAsia="맑은 고딕"/>
                 <w:sz w:val="18"/>
-                <w:highlight w:val="yellow"/>
               </w:rPr>
               <w:t xml:space="preserve">미정</w:t>
             </w:r>
@@ -976,9 +970,8 @@
               <w:rPr>
                 <w:rFonts w:ascii="맑은 고딕" w:hAnsi="맑은 고딕" w:eastAsia="맑은 고딕"/>
                 <w:sz w:val="18"/>
-                <w:highlight w:val="yellow"/>
               </w:rPr>
-              <w:t xml:space="preserve">확인 필요</w:t>
+              <w:t xml:space="preserve">박가람</w:t>
             </w:r>
           </w:p>
         </w:tc>
@@ -1013,7 +1006,6 @@
               <w:rPr>
                 <w:rFonts w:ascii="맑은 고딕" w:hAnsi="맑은 고딕" w:eastAsia="맑은 고딕"/>
                 <w:sz w:val="18"/>
-                <w:highlight w:val="yellow"/>
               </w:rPr>
               <w:t xml:space="preserve">미정</w:t>
             </w:r>
@@ -1031,7 +1023,6 @@
               <w:rPr>
                 <w:rFonts w:ascii="맑은 고딕" w:hAnsi="맑은 고딕" w:eastAsia="맑은 고딕"/>
                 <w:sz w:val="18"/>
-                <w:highlight w:val="yellow"/>
               </w:rPr>
               <w:t xml:space="preserve">미정</w:t>
             </w:r>
@@ -1049,9 +1040,8 @@
               <w:rPr>
                 <w:rFonts w:ascii="맑은 고딕" w:hAnsi="맑은 고딕" w:eastAsia="맑은 고딕"/>
                 <w:sz w:val="18"/>
-                <w:highlight w:val="yellow"/>
               </w:rPr>
-              <w:t xml:space="preserve">확인 필요</w:t>
+              <w:t xml:space="preserve">박가람</w:t>
             </w:r>
           </w:p>
         </w:tc>
@@ -1086,7 +1076,6 @@
               <w:rPr>
                 <w:rFonts w:ascii="맑은 고딕" w:hAnsi="맑은 고딕" w:eastAsia="맑은 고딕"/>
                 <w:sz w:val="18"/>
-                <w:highlight w:val="yellow"/>
               </w:rPr>
               <w:t xml:space="preserve">미정</w:t>
             </w:r>
@@ -1104,7 +1093,6 @@
               <w:rPr>
                 <w:rFonts w:ascii="맑은 고딕" w:hAnsi="맑은 고딕" w:eastAsia="맑은 고딕"/>
                 <w:sz w:val="18"/>
-                <w:highlight w:val="yellow"/>
               </w:rPr>
               <w:t xml:space="preserve">미정</w:t>
             </w:r>
@@ -1122,9 +1110,8 @@
               <w:rPr>
                 <w:rFonts w:ascii="맑은 고딕" w:hAnsi="맑은 고딕" w:eastAsia="맑은 고딕"/>
                 <w:sz w:val="18"/>
-                <w:highlight w:val="yellow"/>
               </w:rPr>
-              <w:t xml:space="preserve">확인 필요</w:t>
+              <w:t xml:space="preserve">박가람</w:t>
             </w:r>
           </w:p>
         </w:tc>
@@ -1229,15 +1216,14 @@
           <w:rFonts w:ascii="맑은 고딕" w:hAnsi="맑은 고딕" w:eastAsia="맑은 고딕"/>
           <w:sz w:val="20"/>
         </w:rPr>
-        <w:t xml:space="preserve">운영 절차는 JSA-PF-OP-001(운영 런북), 배포·롤백은 JSA-PF-RL-002·JSA-PF-RL-003 을 따른다. 지원 체계(문의·장애 접수·대응 시간)는 정해지지 않았다. </w:t>
+        <w:t xml:space="preserve">운영 절차는 JSA-PF-OP-001(운영 런북), 배포·롤백은 JSA-PF-RL-002·JSA-PF-RL-003 을 따른다.</w:t>
       </w:r>
       <w:r>
         <w:rPr>
           <w:rFonts w:ascii="맑은 고딕" w:hAnsi="맑은 고딕" w:eastAsia="맑은 고딕"/>
           <w:sz w:val="20"/>
-          <w:highlight w:val="yellow"/>
         </w:rPr>
-        <w:t xml:space="preserve">확인 필요</w:t>
+        <w:t xml:space="preserve"/>
       </w:r>
     </w:p>
     <w:p>
@@ -1249,15 +1235,14 @@
           <w:rFonts w:ascii="맑은 고딕" w:hAnsi="맑은 고딕" w:eastAsia="맑은 고딕"/>
           <w:sz w:val="20"/>
         </w:rPr>
-        <w:t xml:space="preserve">데이터 처리: 개인정보를 포함하지 않는 것을 전제로 한다(CSAP 하등급 조건). 로그인 식별자에 실명·이메일 등 식별 가능한 값을 쓰지 않는 운영 정책이 필요하며, 수신 산출물의 공개 여부는 발주처 확인이 필요하다. </w:t>
+        <w:t xml:space="preserve">데이터 처리: 개인정보를 포함하지 않는 것을 전제로 한다(CSAP 하등급 조건). 로그인 식별자에 실명·이메일 등 식별 가능한 값을 쓰지 않는 운영 정책이 필요하다.</w:t>
       </w:r>
       <w:r>
         <w:rPr>
           <w:rFonts w:ascii="맑은 고딕" w:hAnsi="맑은 고딕" w:eastAsia="맑은 고딕"/>
           <w:sz w:val="20"/>
-          <w:highlight w:val="yellow"/>
         </w:rPr>
-        <w:t xml:space="preserve">확인 필요</w:t>
+        <w:t xml:space="preserve"/>
       </w:r>
     </w:p>
     <w:p>
@@ -1380,7 +1365,6 @@
               <w:rPr>
                 <w:rFonts w:ascii="맑은 고딕" w:hAnsi="맑은 고딕" w:eastAsia="맑은 고딕"/>
                 <w:sz w:val="18"/>
-                <w:highlight w:val="yellow"/>
               </w:rPr>
               <w:t xml:space="preserve">미정</w:t>
             </w:r>
@@ -1398,9 +1382,8 @@
               <w:rPr>
                 <w:rFonts w:ascii="맑은 고딕" w:hAnsi="맑은 고딕" w:eastAsia="맑은 고딕"/>
                 <w:sz w:val="18"/>
-                <w:highlight w:val="yellow"/>
               </w:rPr>
-              <w:t xml:space="preserve">확인 필요</w:t>
+              <w:t xml:space="preserve">-</w:t>
             </w:r>
           </w:p>
         </w:tc>
@@ -1436,15 +1419,14 @@
                 <w:rFonts w:ascii="맑은 고딕" w:hAnsi="맑은 고딕" w:eastAsia="맑은 고딕"/>
                 <w:sz w:val="18"/>
               </w:rPr>
-              <w:t xml:space="preserve">배포 후 검증 항목 통과(헬스 UP 등). 로그인 왕복·smoke 는 시드를 켠 환경에서만 수행할 수 있고, 시드를 끈 사내 개발·운영의 대체 검증은 </w:t>
+              <w:t xml:space="preserve">배포 후 검증 항목 통과(헬스 UP 등)</w:t>
             </w:r>
             <w:r>
               <w:rPr>
                 <w:rFonts w:ascii="맑은 고딕" w:hAnsi="맑은 고딕" w:eastAsia="맑은 고딕"/>
                 <w:sz w:val="18"/>
-                <w:highlight w:val="yellow"/>
               </w:rPr>
-              <w:t xml:space="preserve">확인 필요</w:t>
+              <w:t xml:space="preserve"/>
             </w:r>
           </w:p>
         </w:tc>
@@ -1514,7 +1496,7 @@
                 <w:rFonts w:ascii="맑은 고딕" w:hAnsi="맑은 고딕" w:eastAsia="맑은 고딕"/>
                 <w:sz w:val="18"/>
               </w:rPr>
-              <w:t xml:space="preserve">무중단 배포 검증(로컬 k3s 2026-08-26 기록 40/40, 이후 chart 변경 뒤 재수행 기록 없음)</w:t>
+              <w:t xml:space="preserve">무중단 배포 검증(2026-08-26 기록 40/40)</w:t>
             </w:r>
           </w:p>
         </w:tc>
@@ -1629,7 +1611,7 @@
                 <w:rFonts w:ascii="맑은 고딕" w:hAnsi="맑은 고딕" w:eastAsia="맑은 고딕"/>
                 <w:sz w:val="18"/>
               </w:rPr>
-              <w:t xml:space="preserve">운영 환경 미확보 — 사내 개발·운영 배포 값 미완, 운영 타깃 실측 대기</w:t>
+              <w:t xml:space="preserve">운영 환경 확보 지연 — 사내 개발·운영 배포 값과 운영 타깃 실측이 남음</w:t>
             </w:r>
           </w:p>
         </w:tc>
@@ -1646,7 +1628,7 @@
                 <w:rFonts w:ascii="맑은 고딕" w:hAnsi="맑은 고딕" w:eastAsia="맑은 고딕"/>
                 <w:sz w:val="18"/>
               </w:rPr>
-              <w:t xml:space="preserve">배포 값 채우기, 공공 콘솔 실측 5건 완료(T077), 배포 실행 자동화(T089)</w:t>
+              <w:t xml:space="preserve">배포 값 채우기, 공공 콘솔 실측 5건 완료, 배포 실행 자동화</w:t>
             </w:r>
           </w:p>
         </w:tc>
@@ -1682,7 +1664,7 @@
                 <w:rFonts w:ascii="맑은 고딕" w:hAnsi="맑은 고딕" w:eastAsia="맑은 고딕"/>
                 <w:sz w:val="18"/>
               </w:rPr>
-              <w:t xml:space="preserve">운영 체계 부재 — 1인 운영과 운영 통제의 충돌</w:t>
+              <w:t xml:space="preserve">운영 체계 미수립 — 운영 인력과 운영 통제(직무 분리)의 충돌</w:t>
             </w:r>
           </w:p>
         </w:tc>
@@ -1699,7 +1681,7 @@
                 <w:rFonts w:ascii="맑은 고딕" w:hAnsi="맑은 고딕" w:eastAsia="맑은 고딕"/>
                 <w:sz w:val="18"/>
               </w:rPr>
-              <w:t xml:space="preserve">책임자 지정·직무 분리·사고 대응 정의(WBS ID 34), 조직 차원의 결정</w:t>
+              <w:t xml:space="preserve">책임자 지정·직무 분리·사고 대응 정의(WBS ID 34)</w:t>
             </w:r>
           </w:p>
         </w:tc>
@@ -1716,15 +1698,14 @@
                 <w:rFonts w:ascii="맑은 고딕" w:hAnsi="맑은 고딕" w:eastAsia="맑은 고딕"/>
                 <w:sz w:val="18"/>
               </w:rPr>
-              <w:t xml:space="preserve">개발팀·조직 </w:t>
+              <w:t xml:space="preserve">박가람</w:t>
             </w:r>
             <w:r>
               <w:rPr>
                 <w:rFonts w:ascii="맑은 고딕" w:hAnsi="맑은 고딕" w:eastAsia="맑은 고딕"/>
                 <w:sz w:val="18"/>
-                <w:highlight w:val="yellow"/>
               </w:rPr>
-              <w:t xml:space="preserve">확인 필요</w:t>
+              <w:t xml:space="preserve"/>
             </w:r>
           </w:p>
         </w:tc>
@@ -1760,7 +1741,7 @@
                 <w:rFonts w:ascii="맑은 고딕" w:hAnsi="맑은 고딕" w:eastAsia="맑은 고딕"/>
                 <w:sz w:val="18"/>
               </w:rPr>
-              <w:t xml:space="preserve">복구 절차 문서화(설계서 3.1.5 가 T076 의 deploy/README.md 작성 범위로 지정)와 리허설 주기·담당 결정 및 가능하면 1회 수행(T080, WBS ID 34). 담당이 정해지기 전에는 운영 배포를 완료로 판정하지 않는다(설계서 3.1.5)</w:t>
+              <w:t xml:space="preserve">복구 절차 문서화(deploy/README.md, 설계서 3.1.5)와 리허설 주기·담당 결정 및 가능하면 1회 수행(WBS ID 34). 담당이 정해지기 전에는 운영 배포를 완료로 판정하지 않는다(설계서 3.1.5)</w:t>
             </w:r>
           </w:p>
         </w:tc>
@@ -1777,15 +1758,14 @@
                 <w:rFonts w:ascii="맑은 고딕" w:hAnsi="맑은 고딕" w:eastAsia="맑은 고딕"/>
                 <w:sz w:val="18"/>
               </w:rPr>
-              <w:t xml:space="preserve">개발팀·조직 </w:t>
+              <w:t xml:space="preserve">박가람</w:t>
             </w:r>
             <w:r>
               <w:rPr>
                 <w:rFonts w:ascii="맑은 고딕" w:hAnsi="맑은 고딕" w:eastAsia="맑은 고딕"/>
                 <w:sz w:val="18"/>
-                <w:highlight w:val="yellow"/>
               </w:rPr>
-              <w:t xml:space="preserve">확인 필요</w:t>
+              <w:t xml:space="preserve"/>
             </w:r>
           </w:p>
         </w:tc>
@@ -1804,7 +1784,7 @@
                 <w:rFonts w:ascii="맑은 고딕" w:hAnsi="맑은 고딕" w:eastAsia="맑은 고딕"/>
                 <w:sz w:val="18"/>
               </w:rPr>
-              <w:t xml:space="preserve">ETL 실데이터 형식 미확정 — 확인 질문 5건 모두 미회신(질의 발송 기록이 저장소에 없어 발송 여부 확인 필요)</w:t>
+              <w:t xml:space="preserve">ETL 실데이터 형식 미확정 — 확인 질문 5건 회신 대기</w:t>
             </w:r>
           </w:p>
         </w:tc>
@@ -1891,15 +1871,14 @@
                 <w:rFonts w:ascii="맑은 고딕" w:hAnsi="맑은 고딕" w:eastAsia="맑은 고딕"/>
                 <w:sz w:val="18"/>
               </w:rPr>
-              <w:t xml:space="preserve">개발팀·기획 </w:t>
+              <w:t xml:space="preserve">박가람</w:t>
             </w:r>
             <w:r>
               <w:rPr>
                 <w:rFonts w:ascii="맑은 고딕" w:hAnsi="맑은 고딕" w:eastAsia="맑은 고딕"/>
                 <w:sz w:val="18"/>
-                <w:highlight w:val="yellow"/>
               </w:rPr>
-              <w:t xml:space="preserve">확인 필요</w:t>
+              <w:t xml:space="preserve"/>
             </w:r>
           </w:p>
         </w:tc>
@@ -1918,7 +1897,7 @@
                 <w:rFonts w:ascii="맑은 고딕" w:hAnsi="맑은 고딕" w:eastAsia="맑은 고딕"/>
                 <w:sz w:val="18"/>
               </w:rPr>
-              <w:t xml:space="preserve">시범 운영 계획 문서를 저장소에서 찾지 못함(WBS 세세부4 에는 파일럿 후보지 선정·운영 및 실증환경 제공 작업과 기간이 있음)</w:t>
+              <w:t xml:space="preserve">시범 운영 목적·가설·성공 지표 미정(WBS 세세부4 에 파일럿 후보지 선정·운영 및 실증환경 제공 작업과 기간이 있음)</w:t>
             </w:r>
           </w:p>
         </w:tc>
@@ -1952,15 +1931,14 @@
                 <w:rFonts w:ascii="맑은 고딕" w:hAnsi="맑은 고딕" w:eastAsia="맑은 고딕"/>
                 <w:sz w:val="18"/>
               </w:rPr>
-              <w:t xml:space="preserve">기획 </w:t>
+              <w:t xml:space="preserve">박가람</w:t>
             </w:r>
             <w:r>
               <w:rPr>
                 <w:rFonts w:ascii="맑은 고딕" w:hAnsi="맑은 고딕" w:eastAsia="맑은 고딕"/>
                 <w:sz w:val="18"/>
-                <w:highlight w:val="yellow"/>
               </w:rPr>
-              <w:t xml:space="preserve">확인 필요</w:t>
+              <w:t xml:space="preserve"/>
             </w:r>
           </w:p>
         </w:tc>
